--- a/spa/docx/49.content.docx
+++ b/spa/docx/49.content.docx
@@ -19,7 +19,7 @@
         <w:rPr>
           <w:lang w:val="es_ES" w:bidi="es_ES"/>
         </w:rPr>
-        <w:t>Resource: Notas de Estudio - Introducciones a los Libros (Tyndale)</w:t>
+        <w:t>Resource: Tyndale Open Study Notes</w:t>
       </w:r>
       <w:r>
         <w:rPr>
@@ -112,7 +112,7 @@
         <w:rPr>
           <w:lang w:val="es_ES" w:bidi="es_ES"/>
         </w:rPr>
-        <w:t>Notas de Estudio - Introducciones a los Libros (Tyndale)</w:t>
+        <w:t>Tyndale Open Study Notes</w:t>
       </w:r>
     </w:p>
     <w:p>

--- a/spa/docx/49.content.docx
+++ b/spa/docx/49.content.docx
@@ -19,7 +19,7 @@
         <w:rPr>
           <w:lang w:val="es_ES" w:bidi="es_ES"/>
         </w:rPr>
-        <w:t>Resource: Tyndale Open Study Notes</w:t>
+        <w:t>Resource: Aquifer Open Study Notes (Book Intros)</w:t>
       </w:r>
       <w:r>
         <w:rPr>
@@ -112,7 +112,7 @@
         <w:rPr>
           <w:lang w:val="es_ES" w:bidi="es_ES"/>
         </w:rPr>
-        <w:t>Tyndale Open Study Notes</w:t>
+        <w:t>Aquifer Open Study Notes (Book Intros)</w:t>
       </w:r>
     </w:p>
     <w:p>

--- a/spa/docx/49.content.docx
+++ b/spa/docx/49.content.docx
@@ -272,102 +272,66 @@
         </w:rPr>
         <w:t xml:space="preserve">Después de una breve visita inicial (ver </w:t>
       </w:r>
-      <w:hyperlink r:id="rId13">
-        <w:r>
-          <w:rPr>
-            <w:lang w:val="es_ES" w:bidi="es_ES"/>
-          </w:rPr>
-          <w:rPr>
-            <w:color w:val="0000EE"/>
-            <w:u w:val="single"/>
-          </w:rPr>
-          <w:t>Hechos 18:19–21</w:t>
-        </w:r>
-      </w:hyperlink>
+      <w:r>
+        <w:rPr>
+          <w:lang w:val="es_ES" w:bidi="es_ES"/>
+        </w:rPr>
+        <w:t>Hechos 18:19–21</w:t>
+      </w:r>
       <w:r>
         <w:rPr>
           <w:lang w:val="es_ES" w:bidi="es_ES"/>
         </w:rPr>
         <w:t xml:space="preserve">), Pablo regresó para pasar entre dos y tres años en esta gran y próspera ciudad (ver </w:t>
       </w:r>
-      <w:hyperlink r:id="rId14">
-        <w:r>
-          <w:rPr>
-            <w:lang w:val="es_ES" w:bidi="es_ES"/>
-          </w:rPr>
-          <w:rPr>
-            <w:color w:val="0000EE"/>
-            <w:u w:val="single"/>
-          </w:rPr>
-          <w:t>Hechos 19:1–20:1</w:t>
-        </w:r>
-      </w:hyperlink>
+      <w:r>
+        <w:rPr>
+          <w:lang w:val="es_ES" w:bidi="es_ES"/>
+        </w:rPr>
+        <w:t>Hechos 19:1–20:1</w:t>
+      </w:r>
       <w:r>
         <w:rPr>
           <w:lang w:val="es_ES" w:bidi="es_ES"/>
         </w:rPr>
         <w:t xml:space="preserve">). Fue un tiempo difícil para él: enfrentó mucha oposición y sufrió numerosos abusos (ver </w:t>
       </w:r>
-      <w:hyperlink r:id="rId15">
-        <w:r>
-          <w:rPr>
-            <w:lang w:val="es_ES" w:bidi="es_ES"/>
-          </w:rPr>
-          <w:rPr>
-            <w:color w:val="0000EE"/>
-            <w:u w:val="single"/>
-          </w:rPr>
-          <w:t xml:space="preserve">Hechos 19:21–41, </w:t>
-        </w:r>
-      </w:hyperlink>
-      <w:hyperlink r:id="rId16">
-        <w:r>
-          <w:rPr>
-            <w:lang w:val="es_ES" w:bidi="es_ES"/>
-          </w:rPr>
-          <w:rPr>
-            <w:color w:val="0000EE"/>
-            <w:u w:val="single"/>
-          </w:rPr>
-          <w:t>1 Co 15:32,</w:t>
-        </w:r>
-      </w:hyperlink>
+      <w:r>
+        <w:rPr>
+          <w:lang w:val="es_ES" w:bidi="es_ES"/>
+        </w:rPr>
+        <w:t xml:space="preserve">Hechos 19:21–41, </w:t>
+      </w:r>
+      <w:r>
+        <w:rPr>
+          <w:lang w:val="es_ES" w:bidi="es_ES"/>
+        </w:rPr>
+        <w:t>1 Co 15:32,</w:t>
+      </w:r>
       <w:r>
         <w:rPr>
           <w:lang w:val="es_ES" w:bidi="es_ES"/>
         </w:rPr>
         <w:t xml:space="preserve"> </w:t>
       </w:r>
-      <w:hyperlink r:id="rId17">
-        <w:r>
-          <w:rPr>
-            <w:lang w:val="es_ES" w:bidi="es_ES"/>
-          </w:rPr>
-          <w:rPr>
-            <w:color w:val="0000EE"/>
-            <w:u w:val="single"/>
-          </w:rPr>
-          <w:t>2 Co 1:8–9,</w:t>
-        </w:r>
-      </w:hyperlink>
+      <w:r>
+        <w:rPr>
+          <w:lang w:val="es_ES" w:bidi="es_ES"/>
+        </w:rPr>
+        <w:t>2 Co 1:8–9,</w:t>
+      </w:r>
       <w:r>
         <w:rPr>
           <w:lang w:val="es_ES" w:bidi="es_ES"/>
         </w:rPr>
         <w:t xml:space="preserve"> </w:t>
       </w:r>
-      <w:hyperlink r:id="rId18">
-        <w:r>
-          <w:rPr>
-            <w:lang w:val="es_ES" w:bidi="es_ES"/>
-          </w:rPr>
-          <w:rPr>
-            <w:color w:val="0000EE"/>
-            <w:u w:val="single"/>
-          </w:rPr>
-          <w:t>11:23–27</w:t>
-        </w:r>
-      </w:hyperlink>
+      <w:r>
+        <w:rPr>
+          <w:lang w:val="es_ES" w:bidi="es_ES"/>
+        </w:rPr>
+        <w:t>11:23–27</w:t>
+      </w:r>
       <w:r>
         <w:rPr>
           <w:lang w:val="es_ES" w:bidi="es_ES"/>
@@ -427,36 +391,24 @@
         </w:rPr>
         <w:t>Con un corazón lleno de alabanza por todo lo que Dios ha hecho, Pablo resume hermosamente las Buenas Nuevas de la gracia salvadora de Dios en Jesucristo, enfatizando que es tanto para los gentiles como para los judíos (</w:t>
       </w:r>
-      <w:hyperlink r:id="rId19">
-        <w:r>
-          <w:rPr>
-            <w:lang w:val="es_ES" w:bidi="es_ES"/>
-          </w:rPr>
-          <w:rPr>
-            <w:color w:val="0000EE"/>
-            <w:u w:val="single"/>
-          </w:rPr>
-          <w:t>caps. 1–3</w:t>
-        </w:r>
-      </w:hyperlink>
+      <w:r>
+        <w:rPr>
+          <w:lang w:val="es_ES" w:bidi="es_ES"/>
+        </w:rPr>
+        <w:t>caps. 1–3</w:t>
+      </w:r>
       <w:r>
         <w:rPr>
           <w:lang w:val="es_ES" w:bidi="es_ES"/>
         </w:rPr>
         <w:t>). También ofrece instrucciones prácticas sobre cómo deben vivir los creyentes en respuesta, alejándose de sus vidas anteriores para volverse verdaderamente buenos y semejantes a Cristo (</w:t>
       </w:r>
-      <w:hyperlink r:id="rId20">
-        <w:r>
-          <w:rPr>
-            <w:lang w:val="es_ES" w:bidi="es_ES"/>
-          </w:rPr>
-          <w:rPr>
-            <w:color w:val="0000EE"/>
-            <w:u w:val="single"/>
-          </w:rPr>
-          <w:t>caps. 4–6</w:t>
-        </w:r>
-      </w:hyperlink>
+      <w:r>
+        <w:rPr>
+          <w:lang w:val="es_ES" w:bidi="es_ES"/>
+        </w:rPr>
+        <w:t>caps. 4–6</w:t>
+      </w:r>
       <w:r>
         <w:rPr>
           <w:lang w:val="es_ES" w:bidi="es_ES"/>
@@ -477,90 +429,60 @@
         </w:rPr>
         <w:t>Tras una breve introducción (</w:t>
       </w:r>
-      <w:hyperlink r:id="rId21">
-        <w:r>
-          <w:rPr>
-            <w:lang w:val="es_ES" w:bidi="es_ES"/>
-          </w:rPr>
-          <w:rPr>
-            <w:color w:val="0000EE"/>
-            <w:u w:val="single"/>
-          </w:rPr>
-          <w:t>1:1–2</w:t>
-        </w:r>
-      </w:hyperlink>
+      <w:r>
+        <w:rPr>
+          <w:lang w:val="es_ES" w:bidi="es_ES"/>
+        </w:rPr>
+        <w:t>1:1–2</w:t>
+      </w:r>
       <w:r>
         <w:rPr>
           <w:lang w:val="es_ES" w:bidi="es_ES"/>
         </w:rPr>
         <w:t>), Pablo alaba a Dios por la extraordinaria gracia que los creyentes han recibido en Cristo (</w:t>
       </w:r>
-      <w:hyperlink r:id="rId22">
-        <w:r>
-          <w:rPr>
-            <w:lang w:val="es_ES" w:bidi="es_ES"/>
-          </w:rPr>
-          <w:rPr>
-            <w:color w:val="0000EE"/>
-            <w:u w:val="single"/>
-          </w:rPr>
-          <w:t>1:3–14</w:t>
-        </w:r>
-      </w:hyperlink>
+      <w:r>
+        <w:rPr>
+          <w:lang w:val="es_ES" w:bidi="es_ES"/>
+        </w:rPr>
+        <w:t>1:3–14</w:t>
+      </w:r>
       <w:r>
         <w:rPr>
           <w:lang w:val="es_ES" w:bidi="es_ES"/>
         </w:rPr>
         <w:t>). En su amor soberano, Dios los ha elegido, perdonado, los ha incorporado a su familia, los ha hecho sus hijos y les promete bendiciones eternas. Al darles su Espíritu, los ha marcado como suyos para que puedan alabar su gracia eternamente. Pablo luego ora para que Dios les conceda entendimiento espiritual para comprender plenamente todo lo que ha hecho por ellos (</w:t>
       </w:r>
-      <w:hyperlink r:id="rId23">
-        <w:r>
-          <w:rPr>
-            <w:lang w:val="es_ES" w:bidi="es_ES"/>
-          </w:rPr>
-          <w:rPr>
-            <w:color w:val="0000EE"/>
-            <w:u w:val="single"/>
-          </w:rPr>
-          <w:t>1:15–23</w:t>
-        </w:r>
-      </w:hyperlink>
+      <w:r>
+        <w:rPr>
+          <w:lang w:val="es_ES" w:bidi="es_ES"/>
+        </w:rPr>
+        <w:t>1:15–23</w:t>
+      </w:r>
       <w:r>
         <w:rPr>
           <w:lang w:val="es_ES" w:bidi="es_ES"/>
         </w:rPr>
         <w:t>). Aunque merecían completamente la ira de Dios, han sido salvados por la gracia de Dios, no por algo que hayan hecho, sino simplemente por estar unidos a Cristo (</w:t>
       </w:r>
-      <w:hyperlink r:id="rId24">
-        <w:r>
-          <w:rPr>
-            <w:lang w:val="es_ES" w:bidi="es_ES"/>
-          </w:rPr>
-          <w:rPr>
-            <w:color w:val="0000EE"/>
-            <w:u w:val="single"/>
-          </w:rPr>
-          <w:t>2:1–10</w:t>
-        </w:r>
-      </w:hyperlink>
+      <w:r>
+        <w:rPr>
+          <w:lang w:val="es_ES" w:bidi="es_ES"/>
+        </w:rPr>
+        <w:t>2:1–10</w:t>
+      </w:r>
       <w:r>
         <w:rPr>
           <w:lang w:val="es_ES" w:bidi="es_ES"/>
         </w:rPr>
         <w:t>). Como gentiles, estaban completamente alejados de Dios y sus bendiciones, pero en la misericordia de Dios, a través de la obra reconciliadora de Cristo, ahora han sido hechos miembros de la familia de Dios, totalmente iguales a los cristianos judíos. Ya no son forasteros (</w:t>
       </w:r>
-      <w:hyperlink r:id="rId25">
-        <w:r>
-          <w:rPr>
-            <w:lang w:val="es_ES" w:bidi="es_ES"/>
-          </w:rPr>
-          <w:rPr>
-            <w:color w:val="0000EE"/>
-            <w:u w:val="single"/>
-          </w:rPr>
-          <w:t>2:11–22</w:t>
-        </w:r>
-      </w:hyperlink>
+      <w:r>
+        <w:rPr>
+          <w:lang w:val="es_ES" w:bidi="es_ES"/>
+        </w:rPr>
+        <w:t>2:11–22</w:t>
+      </w:r>
       <w:r>
         <w:rPr>
           <w:lang w:val="es_ES" w:bidi="es_ES"/>
@@ -581,36 +503,24 @@
         </w:rPr>
         <w:t>Pablo fue designado por Dios para llevar estas maravillosas Buenas Nuevas a ellos (</w:t>
       </w:r>
-      <w:hyperlink r:id="rId26">
-        <w:r>
-          <w:rPr>
-            <w:lang w:val="es_ES" w:bidi="es_ES"/>
-          </w:rPr>
-          <w:rPr>
-            <w:color w:val="0000EE"/>
-            <w:u w:val="single"/>
-          </w:rPr>
-          <w:t>3:1–13</w:t>
-        </w:r>
-      </w:hyperlink>
+      <w:r>
+        <w:rPr>
+          <w:lang w:val="es_ES" w:bidi="es_ES"/>
+        </w:rPr>
+        <w:t>3:1–13</w:t>
+      </w:r>
       <w:r>
         <w:rPr>
           <w:lang w:val="es_ES" w:bidi="es_ES"/>
         </w:rPr>
         <w:t>). Su segunda oración por ellos (</w:t>
       </w:r>
-      <w:hyperlink r:id="rId27">
-        <w:r>
-          <w:rPr>
-            <w:lang w:val="es_ES" w:bidi="es_ES"/>
-          </w:rPr>
-          <w:rPr>
-            <w:color w:val="0000EE"/>
-            <w:u w:val="single"/>
-          </w:rPr>
-          <w:t>3:14–21</w:t>
-        </w:r>
-      </w:hyperlink>
+      <w:r>
+        <w:rPr>
+          <w:lang w:val="es_ES" w:bidi="es_ES"/>
+        </w:rPr>
+        <w:t>3:14–21</w:t>
+      </w:r>
       <w:r>
         <w:rPr>
           <w:lang w:val="es_ES" w:bidi="es_ES"/>
@@ -631,36 +541,24 @@
         </w:rPr>
         <w:t>En respuesta, deben llevar una vida de humildad, gracia y amor, una vida que sea digna de su llamado, mientras utilizan los dones que Dios les ha otorgado para edificar el cuerpo de Cristo (</w:t>
       </w:r>
-      <w:hyperlink r:id="rId28">
-        <w:r>
-          <w:rPr>
-            <w:lang w:val="es_ES" w:bidi="es_ES"/>
-          </w:rPr>
-          <w:rPr>
-            <w:color w:val="0000EE"/>
-            <w:u w:val="single"/>
-          </w:rPr>
-          <w:t>4:1–16</w:t>
-        </w:r>
-      </w:hyperlink>
+      <w:r>
+        <w:rPr>
+          <w:lang w:val="es_ES" w:bidi="es_ES"/>
+        </w:rPr>
+        <w:t>4:1–16</w:t>
+      </w:r>
       <w:r>
         <w:rPr>
           <w:lang w:val="es_ES" w:bidi="es_ES"/>
         </w:rPr>
         <w:t>). Deben alejarse de la oscuridad de sus antiguas formas pecaminosas y vivir como hijos de luz. Llenos de bondad y amor en el Espíritu, y siguiendo el ejemplo de Cristo, sus vidas deben ser agradables a Dios en todo (</w:t>
       </w:r>
-      <w:hyperlink r:id="rId29">
-        <w:r>
-          <w:rPr>
-            <w:lang w:val="es_ES" w:bidi="es_ES"/>
-          </w:rPr>
-          <w:rPr>
-            <w:color w:val="0000EE"/>
-            <w:u w:val="single"/>
-          </w:rPr>
-          <w:t>4:17–5:20</w:t>
-        </w:r>
-      </w:hyperlink>
+      <w:r>
+        <w:rPr>
+          <w:lang w:val="es_ES" w:bidi="es_ES"/>
+        </w:rPr>
+        <w:t>4:17–5:20</w:t>
+      </w:r>
       <w:r>
         <w:rPr>
           <w:lang w:val="es_ES" w:bidi="es_ES"/>
@@ -681,54 +579,36 @@
         </w:rPr>
         <w:t>Todas sus relaciones en el hogar, entre esposos y esposas, padres e hijos, amos y esclavos, deben caracterizarse por el respeto y el amor, mientras viven para Cristo (</w:t>
       </w:r>
-      <w:hyperlink r:id="rId30">
-        <w:r>
-          <w:rPr>
-            <w:lang w:val="es_ES" w:bidi="es_ES"/>
-          </w:rPr>
-          <w:rPr>
-            <w:color w:val="0000EE"/>
-            <w:u w:val="single"/>
-          </w:rPr>
-          <w:t>5:21–6:9</w:t>
-        </w:r>
-      </w:hyperlink>
+      <w:r>
+        <w:rPr>
+          <w:lang w:val="es_ES" w:bidi="es_ES"/>
+        </w:rPr>
+        <w:t>5:21–6:9</w:t>
+      </w:r>
       <w:r>
         <w:rPr>
           <w:lang w:val="es_ES" w:bidi="es_ES"/>
         </w:rPr>
         <w:t>). Finalmente, se les advierte que se pongan la armadura de Dios para protegerse del diablo (</w:t>
       </w:r>
-      <w:hyperlink r:id="rId31">
-        <w:r>
-          <w:rPr>
-            <w:lang w:val="es_ES" w:bidi="es_ES"/>
-          </w:rPr>
-          <w:rPr>
-            <w:color w:val="0000EE"/>
-            <w:u w:val="single"/>
-          </w:rPr>
-          <w:t>6:10–20</w:t>
-        </w:r>
-      </w:hyperlink>
+      <w:r>
+        <w:rPr>
+          <w:lang w:val="es_ES" w:bidi="es_ES"/>
+        </w:rPr>
+        <w:t>6:10–20</w:t>
+      </w:r>
       <w:r>
         <w:rPr>
           <w:lang w:val="es_ES" w:bidi="es_ES"/>
         </w:rPr>
         <w:t>). Pablo concluye con algunas palabras personales y una bendición (</w:t>
       </w:r>
-      <w:hyperlink r:id="rId32">
-        <w:r>
-          <w:rPr>
-            <w:lang w:val="es_ES" w:bidi="es_ES"/>
-          </w:rPr>
-          <w:rPr>
-            <w:color w:val="0000EE"/>
-            <w:u w:val="single"/>
-          </w:rPr>
-          <w:t>6:21–24</w:t>
-        </w:r>
-      </w:hyperlink>
+      <w:r>
+        <w:rPr>
+          <w:lang w:val="es_ES" w:bidi="es_ES"/>
+        </w:rPr>
+        <w:t>6:21–24</w:t>
+      </w:r>
       <w:r>
         <w:rPr>
           <w:lang w:val="es_ES" w:bidi="es_ES"/>
@@ -774,36 +654,24 @@
         </w:rPr>
         <w:t xml:space="preserve">Sin embargo, la carta no es en absoluto incompatible con el pensamiento y estilo de Pablo. Las supuestas diferencias con las cartas indiscutibles de Pablo pueden explicarse considerando (1) variaciones en el propio vocabulario y estilo de Pablo; (2) el diferente contenido de esta carta (por ejemplo, </w:t>
       </w:r>
-      <w:hyperlink r:id="rId19">
-        <w:r>
-          <w:rPr>
-            <w:lang w:val="es_ES" w:bidi="es_ES"/>
-          </w:rPr>
-          <w:rPr>
-            <w:color w:val="0000EE"/>
-            <w:u w:val="single"/>
-          </w:rPr>
-          <w:t>Ef 1–3</w:t>
-        </w:r>
-      </w:hyperlink>
+      <w:r>
+        <w:rPr>
+          <w:lang w:val="es_ES" w:bidi="es_ES"/>
+        </w:rPr>
+        <w:t>Ef 1–3</w:t>
+      </w:r>
       <w:r>
         <w:rPr>
           <w:lang w:val="es_ES" w:bidi="es_ES"/>
         </w:rPr>
         <w:t xml:space="preserve"> incluye extensas secciones de bendición, alabanza y oración); (3) desarrollos en el propio pensamiento de Pablo; (4) el uso de secretarios por parte de Pablo (ver </w:t>
       </w:r>
-      <w:hyperlink r:id="rId33">
-        <w:r>
-          <w:rPr>
-            <w:lang w:val="es_ES" w:bidi="es_ES"/>
-          </w:rPr>
-          <w:rPr>
-            <w:color w:val="0000EE"/>
-            <w:u w:val="single"/>
-          </w:rPr>
-          <w:t>Ro 16:22</w:t>
-        </w:r>
-      </w:hyperlink>
+      <w:r>
+        <w:rPr>
+          <w:lang w:val="es_ES" w:bidi="es_ES"/>
+        </w:rPr>
+        <w:t>Ro 16:22</w:t>
+      </w:r>
       <w:r>
         <w:rPr>
           <w:lang w:val="es_ES" w:bidi="es_ES"/>
@@ -848,54 +716,36 @@
         </w:rPr>
         <w:t xml:space="preserve"> (</w:t>
       </w:r>
-      <w:hyperlink r:id="rId34">
-        <w:r>
-          <w:rPr>
-            <w:lang w:val="es_ES" w:bidi="es_ES"/>
-          </w:rPr>
-          <w:rPr>
-            <w:color w:val="0000EE"/>
-            <w:u w:val="single"/>
-          </w:rPr>
-          <w:t>Ef 1:1</w:t>
-        </w:r>
-      </w:hyperlink>
+      <w:r>
+        <w:rPr>
+          <w:lang w:val="es_ES" w:bidi="es_ES"/>
+        </w:rPr>
+        <w:t>Ef 1:1</w:t>
+      </w:r>
       <w:r>
         <w:rPr>
           <w:lang w:val="es_ES" w:bidi="es_ES"/>
         </w:rPr>
         <w:t xml:space="preserve">) en muchos de los manuscritos más antiguos, y (2) la ausencia de saludos personales o referencias en Efesios, lo cual es sorprendente si la carta estaba dirigida a la iglesia en Éfeso, dado el tiempo prolongado que Pablo pasó en la ciudad y su conocimiento personal de la iglesia allí (ver </w:t>
       </w:r>
-      <w:hyperlink r:id="rId35">
-        <w:r>
-          <w:rPr>
-            <w:lang w:val="es_ES" w:bidi="es_ES"/>
-          </w:rPr>
-          <w:rPr>
-            <w:color w:val="0000EE"/>
-            <w:u w:val="single"/>
-          </w:rPr>
-          <w:t>Hechos 19:10,</w:t>
-        </w:r>
-      </w:hyperlink>
+      <w:r>
+        <w:rPr>
+          <w:lang w:val="es_ES" w:bidi="es_ES"/>
+        </w:rPr>
+        <w:t>Hechos 19:10,</w:t>
+      </w:r>
       <w:r>
         <w:rPr>
           <w:lang w:val="es_ES" w:bidi="es_ES"/>
         </w:rPr>
         <w:t xml:space="preserve"> </w:t>
       </w:r>
-      <w:hyperlink r:id="rId36">
-        <w:r>
-          <w:rPr>
-            <w:lang w:val="es_ES" w:bidi="es_ES"/>
-          </w:rPr>
-          <w:rPr>
-            <w:color w:val="0000EE"/>
-            <w:u w:val="single"/>
-          </w:rPr>
-          <w:t>20:31</w:t>
-        </w:r>
-      </w:hyperlink>
+      <w:r>
+        <w:rPr>
+          <w:lang w:val="es_ES" w:bidi="es_ES"/>
+        </w:rPr>
+        <w:t>20:31</w:t>
+      </w:r>
       <w:r>
         <w:rPr>
           <w:lang w:val="es_ES" w:bidi="es_ES"/>
@@ -927,18 +777,12 @@
         </w:rPr>
         <w:t xml:space="preserve">Efesios es una de las Cartas de la Prisión (junto con Filipenses, Colosenses y Filemón), tradicionalmente entendida como escrita desde Roma entre los años 60 y 62 d. C., o poco antes de que Pablo fuera ejecutado alrededor del año 64 o 65 d. C. Esto situaría las Cartas de la Prisión entre los últimos escritos de Pablo. Sin embargo, podrían entenderse mejor como escritas desde la prisión en Éfeso. En 2 Corintios, escrita poco después de que Pablo dejara Éfeso, se refiere a la fuerte oposición que encontró en la zona y menciona haber estado en prisión muchas veces; ver </w:t>
       </w:r>
-      <w:hyperlink r:id="rId18">
-        <w:r>
-          <w:rPr>
-            <w:lang w:val="es_ES" w:bidi="es_ES"/>
-          </w:rPr>
-          <w:rPr>
-            <w:color w:val="0000EE"/>
-            <w:u w:val="single"/>
-          </w:rPr>
-          <w:t>2 Cor 11:23–27</w:t>
-        </w:r>
-      </w:hyperlink>
+      <w:r>
+        <w:rPr>
+          <w:lang w:val="es_ES" w:bidi="es_ES"/>
+        </w:rPr>
+        <w:t>2 Cor 11:23–27</w:t>
+      </w:r>
       <w:r>
         <w:rPr>
           <w:lang w:val="es_ES" w:bidi="es_ES"/>
@@ -970,90 +814,60 @@
         </w:rPr>
         <w:t>Alabanza por la Gracia de Dios. Quizás más que cualquier otro libro en el Nuevo Testamento, Efesios está lleno de gratitud por la gracia salvadora que Dios ha mostrado a quienes creen en Jesucristo. Únicamente por la gracia de Dios, los creyentes han sido elegidos, perdonados, llamados a su familia, hechos sus hijos, prometidas sus bendiciones eternas, y se les ha dado el don de su Espíritu para marcarlos como pertenecientes a él para siempre (</w:t>
       </w:r>
-      <w:hyperlink r:id="rId22">
-        <w:r>
-          <w:rPr>
-            <w:lang w:val="es_ES" w:bidi="es_ES"/>
-          </w:rPr>
-          <w:rPr>
-            <w:color w:val="0000EE"/>
-            <w:u w:val="single"/>
-          </w:rPr>
-          <w:t>Ef 1:3–14</w:t>
-        </w:r>
-      </w:hyperlink>
+      <w:r>
+        <w:rPr>
+          <w:lang w:val="es_ES" w:bidi="es_ES"/>
+        </w:rPr>
+        <w:t>Ef 1:3–14</w:t>
+      </w:r>
       <w:r>
         <w:rPr>
           <w:lang w:val="es_ES" w:bidi="es_ES"/>
         </w:rPr>
         <w:t>). La salvación nunca puede ser vista como algo que se gana; es un regalo puro (</w:t>
       </w:r>
-      <w:hyperlink r:id="rId37">
-        <w:r>
-          <w:rPr>
-            <w:lang w:val="es_ES" w:bidi="es_ES"/>
-          </w:rPr>
-          <w:rPr>
-            <w:color w:val="0000EE"/>
-            <w:u w:val="single"/>
-          </w:rPr>
-          <w:t>Ef 2:8–9</w:t>
-        </w:r>
-      </w:hyperlink>
+      <w:r>
+        <w:rPr>
+          <w:lang w:val="es_ES" w:bidi="es_ES"/>
+        </w:rPr>
+        <w:t>Ef 2:8–9</w:t>
+      </w:r>
       <w:r>
         <w:rPr>
           <w:lang w:val="es_ES" w:bidi="es_ES"/>
         </w:rPr>
         <w:t>). Como resultado, los creyentes saben que están llamados a alabar a Dios para siempre por su asombrosa gracia (</w:t>
       </w:r>
-      <w:hyperlink r:id="rId38">
-        <w:r>
-          <w:rPr>
-            <w:lang w:val="es_ES" w:bidi="es_ES"/>
-          </w:rPr>
-          <w:rPr>
-            <w:color w:val="0000EE"/>
-            <w:u w:val="single"/>
-          </w:rPr>
-          <w:t>Ef 1:6</w:t>
-        </w:r>
-      </w:hyperlink>
+      <w:r>
+        <w:rPr>
+          <w:lang w:val="es_ES" w:bidi="es_ES"/>
+        </w:rPr>
+        <w:t>Ef 1:6</w:t>
+      </w:r>
       <w:r>
         <w:rPr>
           <w:lang w:val="es_ES" w:bidi="es_ES"/>
         </w:rPr>
         <w:t>,</w:t>
       </w:r>
-      <w:hyperlink r:id="rId39">
-        <w:r>
-          <w:rPr>
-            <w:lang w:val="es_ES" w:bidi="es_ES"/>
-          </w:rPr>
-          <w:rPr>
-            <w:color w:val="0000EE"/>
-            <w:u w:val="single"/>
-          </w:rPr>
-          <w:t>12</w:t>
-        </w:r>
-      </w:hyperlink>
+      <w:r>
+        <w:rPr>
+          <w:lang w:val="es_ES" w:bidi="es_ES"/>
+        </w:rPr>
+        <w:t>12</w:t>
+      </w:r>
       <w:r>
         <w:rPr>
           <w:lang w:val="es_ES" w:bidi="es_ES"/>
         </w:rPr>
         <w:t>,</w:t>
       </w:r>
-      <w:hyperlink r:id="rId40">
-        <w:r>
-          <w:rPr>
-            <w:lang w:val="es_ES" w:bidi="es_ES"/>
-          </w:rPr>
-          <w:rPr>
-            <w:color w:val="0000EE"/>
-            <w:u w:val="single"/>
-          </w:rPr>
-          <w:t>14</w:t>
-        </w:r>
-      </w:hyperlink>
+      <w:r>
+        <w:rPr>
+          <w:lang w:val="es_ES" w:bidi="es_ES"/>
+        </w:rPr>
+        <w:t>14</w:t>
+      </w:r>
       <w:r>
         <w:rPr>
           <w:lang w:val="es_ES" w:bidi="es_ES"/>
@@ -1074,90 +888,60 @@
         </w:rPr>
         <w:t xml:space="preserve">El Estado Condenado de los Seres Humanos. La conciencia de la gracia que impregna los primeros tres capítulos de Efesios se intensifica con el énfasis contrastante de Pablo en el pecado y el juicio de Dios sobre él. Lo que es cierto para sus lectores es cierto para todos, ya que todos están bajo el juicio de Dios (ver </w:t>
       </w:r>
-      <w:hyperlink r:id="rId41">
-        <w:r>
-          <w:rPr>
-            <w:lang w:val="es_ES" w:bidi="es_ES"/>
-          </w:rPr>
-          <w:rPr>
-            <w:color w:val="0000EE"/>
-            <w:u w:val="single"/>
-          </w:rPr>
-          <w:t>Ef 2:1–3</w:t>
-        </w:r>
-      </w:hyperlink>
+      <w:r>
+        <w:rPr>
+          <w:lang w:val="es_ES" w:bidi="es_ES"/>
+        </w:rPr>
+        <w:t>Ef 2:1–3</w:t>
+      </w:r>
       <w:r>
         <w:rPr>
           <w:lang w:val="es_ES" w:bidi="es_ES"/>
         </w:rPr>
         <w:t>,</w:t>
       </w:r>
-      <w:hyperlink r:id="rId42">
-        <w:r>
-          <w:rPr>
-            <w:lang w:val="es_ES" w:bidi="es_ES"/>
-          </w:rPr>
-          <w:rPr>
-            <w:color w:val="0000EE"/>
-            <w:u w:val="single"/>
-          </w:rPr>
-          <w:t>12</w:t>
-        </w:r>
-      </w:hyperlink>
+      <w:r>
+        <w:rPr>
+          <w:lang w:val="es_ES" w:bidi="es_ES"/>
+        </w:rPr>
+        <w:t>12</w:t>
+      </w:r>
       <w:r>
         <w:rPr>
           <w:lang w:val="es_ES" w:bidi="es_ES"/>
         </w:rPr>
         <w:t xml:space="preserve">). Cada ser humano se encuentra culpable y condenado ante el juicio eterno de Dios, quien no puede tolerar el pecado. Este concepto puede parecer inquietantemente duro para las formas modernas de pensar; detrás de él se encuentra una visión mucho más fuerte del pecado humano y de la absoluta santidad de Dios de la que la mayoría de los occidentales hoy están acostumbrados. Aparte de Cristo, los seres humanos son impulsados por el pecado y están sujetos al diablo. Por lo tanto, la evangelización es urgente (ver </w:t>
       </w:r>
-      <w:hyperlink r:id="rId43">
-        <w:r>
-          <w:rPr>
-            <w:lang w:val="es_ES" w:bidi="es_ES"/>
-          </w:rPr>
-          <w:rPr>
-            <w:color w:val="0000EE"/>
-            <w:u w:val="single"/>
-          </w:rPr>
-          <w:t>Marcos 16:15–16,</w:t>
-        </w:r>
-      </w:hyperlink>
+      <w:r>
+        <w:rPr>
+          <w:lang w:val="es_ES" w:bidi="es_ES"/>
+        </w:rPr>
+        <w:t>Marcos 16:15–16,</w:t>
+      </w:r>
       <w:r>
         <w:rPr>
           <w:lang w:val="es_ES" w:bidi="es_ES"/>
         </w:rPr>
         <w:t xml:space="preserve"> cp. </w:t>
       </w:r>
-      <w:hyperlink r:id="rId44">
-        <w:r>
-          <w:rPr>
-            <w:lang w:val="es_ES" w:bidi="es_ES"/>
-          </w:rPr>
-          <w:rPr>
-            <w:color w:val="0000EE"/>
-            <w:u w:val="single"/>
-          </w:rPr>
-          <w:t>Ro 9:1–3,</w:t>
-        </w:r>
-      </w:hyperlink>
+      <w:r>
+        <w:rPr>
+          <w:lang w:val="es_ES" w:bidi="es_ES"/>
+        </w:rPr>
+        <w:t>Ro 9:1–3,</w:t>
+      </w:r>
       <w:r>
         <w:rPr>
           <w:lang w:val="es_ES" w:bidi="es_ES"/>
         </w:rPr>
         <w:t xml:space="preserve"> </w:t>
       </w:r>
-      <w:hyperlink r:id="rId45">
-        <w:r>
-          <w:rPr>
-            <w:lang w:val="es_ES" w:bidi="es_ES"/>
-          </w:rPr>
-          <w:rPr>
-            <w:color w:val="0000EE"/>
-            <w:u w:val="single"/>
-          </w:rPr>
-          <w:t>10:1</w:t>
-        </w:r>
-      </w:hyperlink>
+      <w:r>
+        <w:rPr>
+          <w:lang w:val="es_ES" w:bidi="es_ES"/>
+        </w:rPr>
+        <w:t>10:1</w:t>
+      </w:r>
       <w:r>
         <w:rPr>
           <w:lang w:val="es_ES" w:bidi="es_ES"/>
@@ -1178,108 +962,72 @@
         </w:rPr>
         <w:t xml:space="preserve">La unidad de la Iglesia. El maravilloso plan de Dios es incluir a los gentiles en su familia (ver </w:t>
       </w:r>
-      <w:hyperlink r:id="rId46">
-        <w:r>
-          <w:rPr>
-            <w:lang w:val="es_ES" w:bidi="es_ES"/>
-          </w:rPr>
-          <w:rPr>
-            <w:color w:val="0000EE"/>
-            <w:u w:val="single"/>
-          </w:rPr>
-          <w:t>Ef 2:11–3:6</w:t>
-        </w:r>
-      </w:hyperlink>
+      <w:r>
+        <w:rPr>
+          <w:lang w:val="es_ES" w:bidi="es_ES"/>
+        </w:rPr>
+        <w:t>Ef 2:11–3:6</w:t>
+      </w:r>
       <w:r>
         <w:rPr>
           <w:lang w:val="es_ES" w:bidi="es_ES"/>
         </w:rPr>
         <w:t xml:space="preserve">). Las distinciones étnicas no tienen importancia para Dios y no deberían tenerla para el pueblo de Dios (cf. </w:t>
       </w:r>
-      <w:hyperlink r:id="rId47">
-        <w:r>
-          <w:rPr>
-            <w:lang w:val="es_ES" w:bidi="es_ES"/>
-          </w:rPr>
-          <w:rPr>
-            <w:color w:val="0000EE"/>
-            <w:u w:val="single"/>
-          </w:rPr>
-          <w:t>Ga 3:28</w:t>
-        </w:r>
-      </w:hyperlink>
+      <w:r>
+        <w:rPr>
+          <w:lang w:val="es_ES" w:bidi="es_ES"/>
+        </w:rPr>
+        <w:t>Ga 3:28</w:t>
+      </w:r>
       <w:r>
         <w:rPr>
           <w:lang w:val="es_ES" w:bidi="es_ES"/>
         </w:rPr>
         <w:t xml:space="preserve">). Dado que Dios ha unido a personas de todos los orígenes étnicos en su iglesia (ver </w:t>
       </w:r>
-      <w:hyperlink r:id="rId48">
-        <w:r>
-          <w:rPr>
-            <w:lang w:val="es_ES" w:bidi="es_ES"/>
-          </w:rPr>
-          <w:rPr>
-            <w:color w:val="0000EE"/>
-            <w:u w:val="single"/>
-          </w:rPr>
-          <w:t>Ef 2:14–17,</w:t>
-        </w:r>
-      </w:hyperlink>
+      <w:r>
+        <w:rPr>
+          <w:lang w:val="es_ES" w:bidi="es_ES"/>
+        </w:rPr>
+        <w:t>Ef 2:14–17,</w:t>
+      </w:r>
       <w:r>
         <w:rPr>
           <w:lang w:val="es_ES" w:bidi="es_ES"/>
         </w:rPr>
         <w:t xml:space="preserve"> </w:t>
       </w:r>
-      <w:hyperlink r:id="rId49">
-        <w:r>
-          <w:rPr>
-            <w:lang w:val="es_ES" w:bidi="es_ES"/>
-          </w:rPr>
-          <w:rPr>
-            <w:color w:val="0000EE"/>
-            <w:u w:val="single"/>
-          </w:rPr>
-          <w:t>3:6</w:t>
-        </w:r>
-      </w:hyperlink>
+      <w:r>
+        <w:rPr>
+          <w:lang w:val="es_ES" w:bidi="es_ES"/>
+        </w:rPr>
+        <w:t>3:6</w:t>
+      </w:r>
       <w:r>
         <w:rPr>
           <w:lang w:val="es_ES" w:bidi="es_ES"/>
         </w:rPr>
         <w:t xml:space="preserve">), los creyentes deben responder dándose una cálida bienvenida mutua con humildad, gracia y amor, sin considerar las diferencias étnicas (ver </w:t>
       </w:r>
-      <w:hyperlink r:id="rId50">
-        <w:r>
-          <w:rPr>
-            <w:lang w:val="es_ES" w:bidi="es_ES"/>
-          </w:rPr>
-          <w:rPr>
-            <w:color w:val="0000EE"/>
-            <w:u w:val="single"/>
-          </w:rPr>
-          <w:t>Ef 4:1–6,</w:t>
-        </w:r>
-      </w:hyperlink>
+      <w:r>
+        <w:rPr>
+          <w:lang w:val="es_ES" w:bidi="es_ES"/>
+        </w:rPr>
+        <w:t>Ef 4:1–6,</w:t>
+      </w:r>
       <w:r>
         <w:rPr>
           <w:lang w:val="es_ES" w:bidi="es_ES"/>
         </w:rPr>
         <w:t xml:space="preserve"> </w:t>
       </w:r>
-      <w:hyperlink r:id="rId51">
-        <w:r>
-          <w:rPr>
-            <w:lang w:val="es_ES" w:bidi="es_ES"/>
-          </w:rPr>
-          <w:rPr>
-            <w:color w:val="0000EE"/>
-            <w:u w:val="single"/>
-          </w:rPr>
-          <w:t>Ro 15:5–7</w:t>
-        </w:r>
-      </w:hyperlink>
+      <w:r>
+        <w:rPr>
+          <w:lang w:val="es_ES" w:bidi="es_ES"/>
+        </w:rPr>
+        <w:t>Ro 15:5–7</w:t>
+      </w:r>
       <w:r>
         <w:rPr>
           <w:lang w:val="es_ES" w:bidi="es_ES"/>
@@ -1300,138 +1048,90 @@
         </w:rPr>
         <w:t xml:space="preserve">Viviendo como Cristo. En </w:t>
       </w:r>
-      <w:hyperlink r:id="rId20">
-        <w:r>
-          <w:rPr>
-            <w:lang w:val="es_ES" w:bidi="es_ES"/>
-          </w:rPr>
-          <w:rPr>
-            <w:color w:val="0000EE"/>
-            <w:u w:val="single"/>
-          </w:rPr>
-          <w:t>Ef 4–6</w:t>
-        </w:r>
-      </w:hyperlink>
+      <w:r>
+        <w:rPr>
+          <w:lang w:val="es_ES" w:bidi="es_ES"/>
+        </w:rPr>
+        <w:t>Ef 4–6</w:t>
+      </w:r>
       <w:r>
         <w:rPr>
           <w:lang w:val="es_ES" w:bidi="es_ES"/>
         </w:rPr>
         <w:t>, Pablo nos presenta una hermosa imagen de cómo debería vivirse la vida cristiana. Los creyentes deben apartarse de la oscuridad de sus vidas pasadas y, llenos del Espíritu, vivir como nuevas personas de luz, buscando solo lo que es “bueno, justo y verdadero” (</w:t>
       </w:r>
-      <w:hyperlink r:id="rId52">
-        <w:r>
-          <w:rPr>
-            <w:lang w:val="es_ES" w:bidi="es_ES"/>
-          </w:rPr>
-          <w:rPr>
-            <w:color w:val="0000EE"/>
-            <w:u w:val="single"/>
-          </w:rPr>
-          <w:t>Ef 5:9</w:t>
-        </w:r>
-      </w:hyperlink>
+      <w:r>
+        <w:rPr>
+          <w:lang w:val="es_ES" w:bidi="es_ES"/>
+        </w:rPr>
+        <w:t>Ef 5:9</w:t>
+      </w:r>
       <w:r>
         <w:rPr>
           <w:lang w:val="es_ES" w:bidi="es_ES"/>
         </w:rPr>
         <w:t xml:space="preserve">). Deben mostrar gentileza, integridad, respeto, amabilidad y amor hacia los demás. En su relación con Dios, sus vidas deben estar llenas de pureza, alabanza y gratitud (ver </w:t>
       </w:r>
-      <w:hyperlink r:id="rId29">
-        <w:r>
-          <w:rPr>
-            <w:lang w:val="es_ES" w:bidi="es_ES"/>
-          </w:rPr>
-          <w:rPr>
-            <w:color w:val="0000EE"/>
-            <w:u w:val="single"/>
-          </w:rPr>
-          <w:t>Ef 4:17–5:20</w:t>
-        </w:r>
-      </w:hyperlink>
+      <w:r>
+        <w:rPr>
+          <w:lang w:val="es_ES" w:bidi="es_ES"/>
+        </w:rPr>
+        <w:t>Ef 4:17–5:20</w:t>
+      </w:r>
       <w:r>
         <w:rPr>
           <w:lang w:val="es_ES" w:bidi="es_ES"/>
         </w:rPr>
         <w:t xml:space="preserve">). Los creyentes deben llegar a ser como Cristo y reflejarlo en todo lo que hacen y dicen (ver </w:t>
       </w:r>
-      <w:hyperlink r:id="rId53">
-        <w:r>
-          <w:rPr>
-            <w:lang w:val="es_ES" w:bidi="es_ES"/>
-          </w:rPr>
-          <w:rPr>
-            <w:color w:val="0000EE"/>
-            <w:u w:val="single"/>
-          </w:rPr>
-          <w:t>Ef 4:13</w:t>
-        </w:r>
-      </w:hyperlink>
+      <w:r>
+        <w:rPr>
+          <w:lang w:val="es_ES" w:bidi="es_ES"/>
+        </w:rPr>
+        <w:t>Ef 4:13</w:t>
+      </w:r>
       <w:r>
         <w:rPr>
           <w:lang w:val="es_ES" w:bidi="es_ES"/>
         </w:rPr>
         <w:t>,</w:t>
       </w:r>
-      <w:hyperlink r:id="rId54">
-        <w:r>
-          <w:rPr>
-            <w:lang w:val="es_ES" w:bidi="es_ES"/>
-          </w:rPr>
-          <w:rPr>
-            <w:color w:val="0000EE"/>
-            <w:u w:val="single"/>
-          </w:rPr>
-          <w:t>15,</w:t>
-        </w:r>
-      </w:hyperlink>
+      <w:r>
+        <w:rPr>
+          <w:lang w:val="es_ES" w:bidi="es_ES"/>
+        </w:rPr>
+        <w:t>15,</w:t>
+      </w:r>
       <w:r>
         <w:rPr>
           <w:lang w:val="es_ES" w:bidi="es_ES"/>
         </w:rPr>
         <w:t xml:space="preserve"> </w:t>
       </w:r>
-      <w:hyperlink r:id="rId55">
-        <w:r>
-          <w:rPr>
-            <w:lang w:val="es_ES" w:bidi="es_ES"/>
-          </w:rPr>
-          <w:rPr>
-            <w:color w:val="0000EE"/>
-            <w:u w:val="single"/>
-          </w:rPr>
-          <w:t>Ro 8:29</w:t>
-        </w:r>
-      </w:hyperlink>
+      <w:r>
+        <w:rPr>
+          <w:lang w:val="es_ES" w:bidi="es_ES"/>
+        </w:rPr>
+        <w:t>Ro 8:29</w:t>
+      </w:r>
       <w:r>
         <w:rPr>
           <w:lang w:val="es_ES" w:bidi="es_ES"/>
         </w:rPr>
         <w:t xml:space="preserve">). En Cristo, han sido creados de nuevo para ser como Dios (ver </w:t>
       </w:r>
-      <w:hyperlink r:id="rId56">
-        <w:r>
-          <w:rPr>
-            <w:lang w:val="es_ES" w:bidi="es_ES"/>
-          </w:rPr>
-          <w:rPr>
-            <w:color w:val="0000EE"/>
-            <w:u w:val="single"/>
-          </w:rPr>
-          <w:t xml:space="preserve">Ef 4:24, </w:t>
-        </w:r>
-      </w:hyperlink>
-      <w:hyperlink r:id="rId57">
-        <w:r>
-          <w:rPr>
-            <w:lang w:val="es_ES" w:bidi="es_ES"/>
-          </w:rPr>
-          <w:rPr>
-            <w:color w:val="0000EE"/>
-            <w:u w:val="single"/>
-          </w:rPr>
-          <w:t>5:1–2</w:t>
-        </w:r>
-      </w:hyperlink>
+      <w:r>
+        <w:rPr>
+          <w:lang w:val="es_ES" w:bidi="es_ES"/>
+        </w:rPr>
+        <w:t xml:space="preserve">Ef 4:24, </w:t>
+      </w:r>
+      <w:r>
+        <w:rPr>
+          <w:lang w:val="es_ES" w:bidi="es_ES"/>
+        </w:rPr>
+        <w:t>5:1–2</w:t>
+      </w:r>
       <w:r>
         <w:rPr>
           <w:lang w:val="es_ES" w:bidi="es_ES"/>
@@ -1452,18 +1152,12 @@
         </w:rPr>
         <w:t xml:space="preserve">Respeto y amor en el hogar. En </w:t>
       </w:r>
-      <w:hyperlink r:id="rId30">
-        <w:r>
-          <w:rPr>
-            <w:lang w:val="es_ES" w:bidi="es_ES"/>
-          </w:rPr>
-          <w:rPr>
-            <w:color w:val="0000EE"/>
-            <w:u w:val="single"/>
-          </w:rPr>
-          <w:t>Ef 5:21–6:9</w:t>
-        </w:r>
-      </w:hyperlink>
+      <w:r>
+        <w:rPr>
+          <w:lang w:val="es_ES" w:bidi="es_ES"/>
+        </w:rPr>
+        <w:t>Ef 5:21–6:9</w:t>
+      </w:r>
       <w:r>
         <w:rPr>
           <w:lang w:val="es_ES" w:bidi="es_ES"/>
@@ -1484,18 +1178,12 @@
         </w:rPr>
         <w:t xml:space="preserve">Guerra Espiritual. </w:t>
       </w:r>
-      <w:hyperlink r:id="rId31">
-        <w:r>
-          <w:rPr>
-            <w:lang w:val="es_ES" w:bidi="es_ES"/>
-          </w:rPr>
-          <w:rPr>
-            <w:color w:val="0000EE"/>
-            <w:u w:val="single"/>
-          </w:rPr>
-          <w:t>Efesios 6:10–20</w:t>
-        </w:r>
-      </w:hyperlink>
+      <w:r>
+        <w:rPr>
+          <w:lang w:val="es_ES" w:bidi="es_ES"/>
+        </w:rPr>
+        <w:t>Efesios 6:10–20</w:t>
+      </w:r>
       <w:r>
         <w:rPr>
           <w:lang w:val="es_ES" w:bidi="es_ES"/>
